--- a/output/InTheLoop_September2026_Accessible.docx
+++ b/output/InTheLoop_September2026_Accessible.docx
@@ -434,35 +434,21 @@
           <w:sz w:val="21"/>
           <w:szCs w:val="21"/>
         </w:rPr>
-        <w:t xml:space="preserve">This space is yours.</w:t>
-      </w:r>
-    </w:p>
-    <w:p>
-      <w:pPr>
-        <w:spacing w:after="90" w:before="0" w:line="264"/>
-      </w:pPr>
-      <w:r>
-        <w:rPr>
-          <w:rFonts w:ascii="Arial" w:cs="Arial" w:eastAsia="Arial" w:hAnsi="Arial"/>
-          <w:color w:val="2F3542"/>
-          <w:sz w:val="21"/>
-          <w:szCs w:val="21"/>
-        </w:rPr>
-        <w:t xml:space="preserve">Each issue, this section carries a learner’s own words. We don’t have a quote to share this month, so instead, here’s the invitation: if a session helped, if something finally clicked, or if something needs to change, tell your tutor. With your permission, your words could open the October issue.</w:t>
-      </w:r>
-    </w:p>
-    <w:p>
-      <w:pPr>
-        <w:spacing w:after="90" w:before="0" w:line="264"/>
-      </w:pPr>
-      <w:r>
-        <w:rPr>
-          <w:rFonts w:ascii="Arial" w:cs="Arial" w:eastAsia="Arial" w:hAnsi="Arial"/>
-          <w:color w:val="2F3542"/>
-          <w:sz w:val="21"/>
-          <w:szCs w:val="21"/>
-        </w:rPr>
-        <w:t xml:space="preserve">Anything from a sentence to a few lines works, and you can stay anonymous if you prefer. What you say gets read, and it shapes how we teach.</w:t>
+        <w:t xml:space="preserve">A pharmacy apprentice’s feedback this month.</w:t>
+      </w:r>
+    </w:p>
+    <w:p>
+      <w:pPr>
+        <w:spacing w:after="90" w:before="0" w:line="264"/>
+      </w:pPr>
+      <w:r>
+        <w:rPr>
+          <w:rFonts w:ascii="Arial" w:cs="Arial" w:eastAsia="Arial" w:hAnsi="Arial"/>
+          <w:color w:val="2F3542"/>
+          <w:sz w:val="21"/>
+          <w:szCs w:val="21"/>
+        </w:rPr>
+        <w:t xml:space="preserve">This month’s words come from a pharmacy apprentice who started on the 10-week bootcamp and is now working and studying in the sector:</w:t>
       </w:r>
     </w:p>
     <w:p>
@@ -480,7 +466,7 @@
           <w:sz w:val="21"/>
           <w:szCs w:val="21"/>
         </w:rPr>
-        <w:t xml:space="preserve">Something worth sharing while we wait: seven learners completed their apprenticeship in July, six passes and one distinction, taking this academic year’s total to 39 completions. Of those 39, almost half, 46%, were awarded a distinction.</w:t>
+        <w:t xml:space="preserve">“I started with the 10-week pharmacy bootcamp, which gave me a great insight into what it would be like working in a pharmacy. My tutors, teachers and the staff at CoreEd have been especially supportive, and helped me at times when I found things a bit difficult. CoreEd helped me secure employment, which led me to start my apprenticeship. I feel very confident to be working in the pharmaceutical sector, and intend to continue developing my skills in pharmacy.”</w:t>
       </w:r>
     </w:p>
     <w:p>
@@ -498,7 +484,21 @@
           <w:sz w:val="21"/>
           <w:szCs w:val="21"/>
         </w:rPr>
-        <w:t xml:space="preserve">— July figures, CoreEd governance data</w:t>
+        <w:t xml:space="preserve">— A CoreEd pharmacy apprentice</w:t>
+      </w:r>
+    </w:p>
+    <w:p>
+      <w:pPr>
+        <w:spacing w:after="90" w:before="0" w:line="264"/>
+      </w:pPr>
+      <w:r>
+        <w:rPr>
+          <w:rFonts w:ascii="Arial" w:cs="Arial" w:eastAsia="Arial" w:hAnsi="Arial"/>
+          <w:color w:val="2F3542"/>
+          <w:sz w:val="21"/>
+          <w:szCs w:val="21"/>
+        </w:rPr>
+        <w:t xml:space="preserve">Thank you for sharing. The wider picture backs it up: seven learners completed their apprenticeship in July, six passes and one distinction, taking this year’s total to 39 completions, almost half of them, 46%, distinctions. If you’d like your words to appear here, tell your tutor.</w:t>
       </w:r>
     </w:p>
     <w:p>
@@ -653,7 +653,7 @@
         </w:rPr>
         <w:t xml:space="preserve">Open the survey here: </w:t>
       </w:r>
-      <w:hyperlink w:history="1" r:id="rIdetmttwngonwghoh_b7vtz">
+      <w:hyperlink w:history="1" r:id="rIda2bpp_kiw_dqph_wflqgx">
         <w:r>
           <w:rPr>
             <w:rStyle w:val="Hyperlink"/>
@@ -687,7 +687,7 @@
         </w:rPr>
         <w:t xml:space="preserve">We’re on Instagram too. Follow @coreedlimited at </w:t>
       </w:r>
-      <w:hyperlink w:history="1" r:id="rIdjwbcht6mrhum7z24curfp">
+      <w:hyperlink w:history="1" r:id="rIdszyjzdxsaxkzm4i42mqoz">
         <w:r>
           <w:rPr>
             <w:rStyle w:val="Hyperlink"/>
@@ -1443,7 +1443,7 @@
         </w:rPr>
         <w:t xml:space="preserve">Telephone: 07557 093701   Email: </w:t>
       </w:r>
-      <w:hyperlink w:history="1" r:id="rIdl1oamuv834bpps5lwhvg_">
+      <w:hyperlink w:history="1" r:id="rId_drpxpxamrjlcoaz_ayro">
         <w:r>
           <w:rPr>
             <w:rStyle w:val="Hyperlink"/>
@@ -1485,7 +1485,7 @@
         </w:rPr>
         <w:t xml:space="preserve">Telephone: 07912 342 367   Email: </w:t>
       </w:r>
-      <w:hyperlink w:history="1" r:id="rId8lfzyzvoslcmpfmrgrwgl">
+      <w:hyperlink w:history="1" r:id="rIduetpo2gkukfca-wahjxto">
         <w:r>
           <w:rPr>
             <w:rStyle w:val="Hyperlink"/>
@@ -1617,7 +1617,7 @@
         </w:rPr>
         <w:t xml:space="preserve">Worried about something? You can speak to Jeannette or Airam (above), or contact the ACT Early support line on 0800 011 3764 or at </w:t>
       </w:r>
-      <w:hyperlink w:history="1" r:id="rIdm9hcqninkn67oks0bt20h">
+      <w:hyperlink w:history="1" r:id="rId2vhst9p4y4khlj0tiwvva">
         <w:r>
           <w:rPr>
             <w:rStyle w:val="Hyperlink"/>

--- a/output/InTheLoop_September2026_Accessible.docx
+++ b/output/InTheLoop_September2026_Accessible.docx
@@ -511,7 +511,7 @@
           <wp:inline distT="0" distB="0" distL="0" distR="0">
             <wp:extent cx="571500" cy="1028700"/>
             <wp:effectExtent t="0" r="0" b="0" l="0"/>
-            <wp:docPr id="1" name="Priya Shah, assessor" descr="Illustration of Priya Shah, a CoreEd assessor, listening attentively." title="Priya Shah, assessor"/>
+            <wp:docPr id="1" name="Priya, assessor" descr="Illustration of Priya, a CoreEd assessor, listening attentively." title="Priya, assessor"/>
             <wp:cNvGraphicFramePr>
               <a:graphicFrameLocks xmlns:a="http://schemas.openxmlformats.org/drawingml/2006/main" noChangeAspect="1"/>
             </wp:cNvGraphicFramePr>
@@ -561,7 +561,7 @@
           <w:sz w:val="18"/>
           <w:szCs w:val="18"/>
         </w:rPr>
-        <w:t xml:space="preserve">Illustration: Priya Shah, one of our assessors.</w:t>
+        <w:t xml:space="preserve">Illustration: Priya, one of our assessors.</w:t>
       </w:r>
     </w:p>
     <w:p>
@@ -653,7 +653,7 @@
         </w:rPr>
         <w:t xml:space="preserve">Open the survey here: </w:t>
       </w:r>
-      <w:hyperlink w:history="1" r:id="rIda2bpp_kiw_dqph_wflqgx">
+      <w:hyperlink w:history="1" r:id="rId3f5gmnb1zonvcmfsrcu_8">
         <w:r>
           <w:rPr>
             <w:rStyle w:val="Hyperlink"/>
@@ -687,7 +687,7 @@
         </w:rPr>
         <w:t xml:space="preserve">We’re on Instagram too. Follow @coreedlimited at </w:t>
       </w:r>
-      <w:hyperlink w:history="1" r:id="rIdszyjzdxsaxkzm4i42mqoz">
+      <w:hyperlink w:history="1" r:id="rIdeymprzsayy0om5o3tnvme">
         <w:r>
           <w:rPr>
             <w:rStyle w:val="Hyperlink"/>
@@ -718,7 +718,7 @@
           <wp:inline distT="0" distB="0" distL="0" distR="0">
             <wp:extent cx="571500" cy="857250"/>
             <wp:effectExtent t="0" r="0" b="0" l="0"/>
-            <wp:docPr id="1" name="Corrie Patel, apprentice" descr="Illustration of Corrie Patel, a CoreEd apprentice, standing proudly." title="Corrie Patel, apprentice"/>
+            <wp:docPr id="1" name="Corrie, apprentice" descr="Illustration of Corrie, a CoreEd apprentice, standing proudly." title="Corrie, apprentice"/>
             <wp:cNvGraphicFramePr>
               <a:graphicFrameLocks xmlns:a="http://schemas.openxmlformats.org/drawingml/2006/main" noChangeAspect="1"/>
             </wp:cNvGraphicFramePr>
@@ -768,7 +768,7 @@
           <w:sz w:val="18"/>
           <w:szCs w:val="18"/>
         </w:rPr>
-        <w:t xml:space="preserve">Illustration: Corrie Patel, one of our apprentices.</w:t>
+        <w:t xml:space="preserve">Illustration: Corrie, one of our apprentices.</w:t>
       </w:r>
     </w:p>
     <w:p>
@@ -906,7 +906,7 @@
           <wp:inline distT="0" distB="0" distL="0" distR="0">
             <wp:extent cx="571500" cy="876300"/>
             <wp:effectExtent t="0" r="0" b="0" l="0"/>
-            <wp:docPr id="1" name="Priya Shah, assessor" descr="Illustration of Priya Shah, a CoreEd assessor, offering supportive reassurance." title="Priya Shah, assessor"/>
+            <wp:docPr id="1" name="Priya, assessor" descr="Illustration of Priya, a CoreEd assessor, offering supportive reassurance." title="Priya, assessor"/>
             <wp:cNvGraphicFramePr>
               <a:graphicFrameLocks xmlns:a="http://schemas.openxmlformats.org/drawingml/2006/main" noChangeAspect="1"/>
             </wp:cNvGraphicFramePr>
@@ -956,7 +956,7 @@
           <w:sz w:val="18"/>
           <w:szCs w:val="18"/>
         </w:rPr>
-        <w:t xml:space="preserve">Illustration: Priya Shah, one of our assessors.</w:t>
+        <w:t xml:space="preserve">Illustration: Priya, one of our assessors.</w:t>
       </w:r>
     </w:p>
     <w:p>
@@ -1076,7 +1076,7 @@
           <wp:inline distT="0" distB="0" distL="0" distR="0">
             <wp:extent cx="571500" cy="923925"/>
             <wp:effectExtent t="0" r="0" b="0" l="0"/>
-            <wp:docPr id="1" name="Ben Carter, mentor" descr="Illustration of Ben Carter, a CoreEd mentor, giving an encouraging thumbs up." title="Ben Carter, mentor"/>
+            <wp:docPr id="1" name="Ben, mentor" descr="Illustration of Ben, a CoreEd mentor, giving an encouraging thumbs up." title="Ben, mentor"/>
             <wp:cNvGraphicFramePr>
               <a:graphicFrameLocks xmlns:a="http://schemas.openxmlformats.org/drawingml/2006/main" noChangeAspect="1"/>
             </wp:cNvGraphicFramePr>
@@ -1126,7 +1126,7 @@
           <w:sz w:val="18"/>
           <w:szCs w:val="18"/>
         </w:rPr>
-        <w:t xml:space="preserve">Illustration: Ben Carter, one of our mentors.</w:t>
+        <w:t xml:space="preserve">Illustration: Ben, one of our mentors.</w:t>
       </w:r>
     </w:p>
     <w:p>
@@ -1315,7 +1315,7 @@
           <wp:inline distT="0" distB="0" distL="0" distR="0">
             <wp:extent cx="571500" cy="857250"/>
             <wp:effectExtent t="0" r="0" b="0" l="0"/>
-            <wp:docPr id="1" name="Corrie Patel, apprentice" descr="Illustration of Corrie Patel, a CoreEd apprentice, thinking about their next step." title="Corrie Patel, apprentice"/>
+            <wp:docPr id="1" name="Corrie, apprentice" descr="Illustration of Corrie, a CoreEd apprentice, thinking about their next step." title="Corrie, apprentice"/>
             <wp:cNvGraphicFramePr>
               <a:graphicFrameLocks xmlns:a="http://schemas.openxmlformats.org/drawingml/2006/main" noChangeAspect="1"/>
             </wp:cNvGraphicFramePr>
@@ -1365,7 +1365,7 @@
           <w:sz w:val="18"/>
           <w:szCs w:val="18"/>
         </w:rPr>
-        <w:t xml:space="preserve">Illustration: Corrie Patel, one of our apprentices.</w:t>
+        <w:t xml:space="preserve">Illustration: Corrie, one of our apprentices.</w:t>
       </w:r>
     </w:p>
     <w:p>
@@ -1443,7 +1443,7 @@
         </w:rPr>
         <w:t xml:space="preserve">Telephone: 07557 093701   Email: </w:t>
       </w:r>
-      <w:hyperlink w:history="1" r:id="rId_drpxpxamrjlcoaz_ayro">
+      <w:hyperlink w:history="1" r:id="rIdb1jzdjh6kwih1xygfhzj5">
         <w:r>
           <w:rPr>
             <w:rStyle w:val="Hyperlink"/>
@@ -1485,7 +1485,7 @@
         </w:rPr>
         <w:t xml:space="preserve">Telephone: 07912 342 367   Email: </w:t>
       </w:r>
-      <w:hyperlink w:history="1" r:id="rIduetpo2gkukfca-wahjxto">
+      <w:hyperlink w:history="1" r:id="rIdh0zxiuvfh9naiknfeqi47">
         <w:r>
           <w:rPr>
             <w:rStyle w:val="Hyperlink"/>
@@ -1617,7 +1617,7 @@
         </w:rPr>
         <w:t xml:space="preserve">Worried about something? You can speak to Jeannette or Airam (above), or contact the ACT Early support line on 0800 011 3764 or at </w:t>
       </w:r>
-      <w:hyperlink w:history="1" r:id="rId2vhst9p4y4khlj0tiwvva">
+      <w:hyperlink w:history="1" r:id="rIdxaiqbabcfcluhn2raq5ek">
         <w:r>
           <w:rPr>
             <w:rStyle w:val="Hyperlink"/>
